--- a/LB8.docx
+++ b/LB8.docx
@@ -1937,6 +1937,7 @@
       </w:pPr>
       <w:r>
         <w:rPr>
+          <w:noProof/>
           <w:sz w:val="28"/>
           <w:szCs w:val="28"/>
           <w:lang w:val="en-US"/>
@@ -1983,7 +1984,6 @@
         <w:rPr>
           <w:sz w:val="28"/>
           <w:szCs w:val="28"/>
-          <w:lang w:val="en-US"/>
         </w:rPr>
       </w:pPr>
       <w:r>
@@ -2817,12 +2817,90 @@
           <w:szCs w:val="28"/>
         </w:rPr>
       </w:pPr>
+      <w:r>
+        <w:rPr>
+          <w:sz w:val="28"/>
+          <w:szCs w:val="28"/>
+        </w:rPr>
+        <w:t>-</w:t>
+      </w:r>
+      <w:r>
+        <w:rPr>
+          <w:sz w:val="28"/>
+          <w:szCs w:val="28"/>
+        </w:rPr>
+        <w:t>отправ</w:t>
+      </w:r>
+      <w:r>
+        <w:rPr>
+          <w:sz w:val="28"/>
+          <w:szCs w:val="28"/>
+        </w:rPr>
+        <w:t>ил</w:t>
+      </w:r>
+      <w:r>
+        <w:rPr>
+          <w:sz w:val="28"/>
+          <w:szCs w:val="28"/>
+        </w:rPr>
+        <w:t xml:space="preserve"> зафиксированные изменения в удаленный репозиторий</w:t>
+      </w:r>
     </w:p>
     <w:p>
       <w:pPr>
         <w:rPr>
           <w:sz w:val="28"/>
           <w:szCs w:val="28"/>
+        </w:rPr>
+      </w:pPr>
+      <w:r>
+        <w:rPr>
+          <w:sz w:val="28"/>
+          <w:szCs w:val="28"/>
+        </w:rPr>
+        <w:drawing>
+          <wp:inline distT="0" distB="0" distL="0" distR="0" wp14:anchorId="5107647E" wp14:editId="5BC3E38F">
+            <wp:extent cx="4620270" cy="1600423"/>
+            <wp:effectExtent l="0" t="0" r="8890" b="0"/>
+            <wp:docPr id="590949847" name="Рисунок 1" descr="Изображение выглядит как текст, снимок экрана, Шрифт&#10;&#10;Контент, сгенерированный ИИ, может содержать ошибки."/>
+            <wp:cNvGraphicFramePr>
+              <a:graphicFrameLocks xmlns:a="http://schemas.openxmlformats.org/drawingml/2006/main" noChangeAspect="1"/>
+            </wp:cNvGraphicFramePr>
+            <a:graphic xmlns:a="http://schemas.openxmlformats.org/drawingml/2006/main">
+              <a:graphicData uri="http://schemas.openxmlformats.org/drawingml/2006/picture">
+                <pic:pic xmlns:pic="http://schemas.openxmlformats.org/drawingml/2006/picture">
+                  <pic:nvPicPr>
+                    <pic:cNvPr id="590949847" name="Рисунок 1" descr="Изображение выглядит как текст, снимок экрана, Шрифт&#10;&#10;Контент, сгенерированный ИИ, может содержать ошибки."/>
+                    <pic:cNvPicPr/>
+                  </pic:nvPicPr>
+                  <pic:blipFill>
+                    <a:blip r:embed="rId25"/>
+                    <a:stretch>
+                      <a:fillRect/>
+                    </a:stretch>
+                  </pic:blipFill>
+                  <pic:spPr>
+                    <a:xfrm>
+                      <a:off x="0" y="0"/>
+                      <a:ext cx="4620270" cy="1600423"/>
+                    </a:xfrm>
+                    <a:prstGeom prst="rect">
+                      <a:avLst/>
+                    </a:prstGeom>
+                  </pic:spPr>
+                </pic:pic>
+              </a:graphicData>
+            </a:graphic>
+          </wp:inline>
+        </w:drawing>
+      </w:r>
+    </w:p>
+    <w:p>
+      <w:pPr>
+        <w:rPr>
+          <w:sz w:val="28"/>
+          <w:szCs w:val="28"/>
+          <w:lang w:val="en-US"/>
         </w:rPr>
       </w:pPr>
     </w:p>

--- a/LB8.docx
+++ b/LB8.docx
@@ -989,6 +989,7 @@
       </w:pPr>
       <w:r>
         <w:rPr>
+          <w:noProof/>
           <w:sz w:val="28"/>
           <w:szCs w:val="28"/>
         </w:rPr>
@@ -1118,6 +1119,7 @@
       </w:pPr>
       <w:r>
         <w:rPr>
+          <w:noProof/>
           <w:sz w:val="28"/>
           <w:szCs w:val="28"/>
         </w:rPr>
@@ -1230,7 +1232,6 @@
         <w:rPr>
           <w:sz w:val="28"/>
           <w:szCs w:val="28"/>
-          <w:lang w:val="en-US"/>
         </w:rPr>
       </w:pPr>
     </w:p>
@@ -1243,6 +1244,7 @@
       </w:pPr>
       <w:r>
         <w:rPr>
+          <w:noProof/>
           <w:sz w:val="28"/>
           <w:szCs w:val="28"/>
         </w:rPr>
@@ -1304,14 +1306,7 @@
           <w:sz w:val="28"/>
           <w:szCs w:val="28"/>
         </w:rPr>
-        <w:t>-</w:t>
-      </w:r>
-      <w:r>
-        <w:rPr>
-          <w:sz w:val="28"/>
-          <w:szCs w:val="28"/>
-        </w:rPr>
-        <w:t>свя</w:t>
+        <w:t>-свя</w:t>
       </w:r>
       <w:r>
         <w:rPr>
@@ -1353,6 +1348,7 @@
       </w:pPr>
       <w:r>
         <w:rPr>
+          <w:noProof/>
           <w:sz w:val="28"/>
           <w:szCs w:val="28"/>
         </w:rPr>
@@ -1439,6 +1435,7 @@
       </w:pPr>
       <w:r>
         <w:rPr>
+          <w:noProof/>
           <w:sz w:val="28"/>
           <w:szCs w:val="28"/>
           <w:lang w:val="en-US"/>
@@ -1492,14 +1489,7 @@
           <w:sz w:val="28"/>
           <w:szCs w:val="28"/>
         </w:rPr>
-        <w:t>-</w:t>
-      </w:r>
-      <w:r>
-        <w:rPr>
-          <w:sz w:val="28"/>
-          <w:szCs w:val="28"/>
-        </w:rPr>
-        <w:t>извлеките и загрузи</w:t>
+        <w:t>-извлеките и загрузи</w:t>
       </w:r>
       <w:r>
         <w:rPr>
@@ -1525,6 +1515,7 @@
       </w:pPr>
       <w:r>
         <w:rPr>
+          <w:noProof/>
           <w:sz w:val="28"/>
           <w:szCs w:val="28"/>
         </w:rPr>
@@ -1619,6 +1610,7 @@
       </w:pPr>
       <w:r>
         <w:rPr>
+          <w:noProof/>
           <w:sz w:val="28"/>
           <w:szCs w:val="28"/>
         </w:rPr>
@@ -1698,6 +1690,7 @@
       </w:pPr>
       <w:r>
         <w:rPr>
+          <w:noProof/>
           <w:sz w:val="28"/>
           <w:szCs w:val="28"/>
           <w:lang w:val="en-US"/>
@@ -1777,6 +1770,7 @@
       </w:pPr>
       <w:r>
         <w:rPr>
+          <w:noProof/>
           <w:sz w:val="28"/>
           <w:szCs w:val="28"/>
         </w:rPr>
@@ -1863,6 +1857,7 @@
       </w:pPr>
       <w:r>
         <w:rPr>
+          <w:noProof/>
           <w:sz w:val="28"/>
           <w:szCs w:val="28"/>
         </w:rPr>
@@ -1940,6 +1935,49 @@
           <w:lang w:val="en-US"/>
         </w:rPr>
       </w:pPr>
+      <w:r>
+        <w:rPr>
+          <w:noProof/>
+          <w:sz w:val="28"/>
+          <w:szCs w:val="28"/>
+          <w:lang w:val="en-US"/>
+        </w:rPr>
+        <w:drawing>
+          <wp:inline distT="0" distB="0" distL="0" distR="0" wp14:anchorId="00589252" wp14:editId="4149BF27">
+            <wp:extent cx="4648849" cy="1571844"/>
+            <wp:effectExtent l="0" t="0" r="0" b="9525"/>
+            <wp:docPr id="1779204068" name="Рисунок 1" descr="Изображение выглядит как текст, снимок экрана, Шрифт&#10;&#10;Контент, сгенерированный ИИ, может содержать ошибки."/>
+            <wp:cNvGraphicFramePr>
+              <a:graphicFrameLocks xmlns:a="http://schemas.openxmlformats.org/drawingml/2006/main" noChangeAspect="1"/>
+            </wp:cNvGraphicFramePr>
+            <a:graphic xmlns:a="http://schemas.openxmlformats.org/drawingml/2006/main">
+              <a:graphicData uri="http://schemas.openxmlformats.org/drawingml/2006/picture">
+                <pic:pic xmlns:pic="http://schemas.openxmlformats.org/drawingml/2006/picture">
+                  <pic:nvPicPr>
+                    <pic:cNvPr id="1779204068" name="Рисунок 1" descr="Изображение выглядит как текст, снимок экрана, Шрифт&#10;&#10;Контент, сгенерированный ИИ, может содержать ошибки."/>
+                    <pic:cNvPicPr/>
+                  </pic:nvPicPr>
+                  <pic:blipFill>
+                    <a:blip r:embed="rId17"/>
+                    <a:stretch>
+                      <a:fillRect/>
+                    </a:stretch>
+                  </pic:blipFill>
+                  <pic:spPr>
+                    <a:xfrm>
+                      <a:off x="0" y="0"/>
+                      <a:ext cx="4648849" cy="1571844"/>
+                    </a:xfrm>
+                    <a:prstGeom prst="rect">
+                      <a:avLst/>
+                    </a:prstGeom>
+                  </pic:spPr>
+                </pic:pic>
+              </a:graphicData>
+            </a:graphic>
+          </wp:inline>
+        </w:drawing>
+      </w:r>
     </w:p>
     <w:p>
       <w:pPr>
@@ -1948,50 +1986,452 @@
           <w:szCs w:val="28"/>
         </w:rPr>
       </w:pPr>
+      <w:r>
+        <w:rPr>
+          <w:sz w:val="28"/>
+          <w:szCs w:val="28"/>
+        </w:rPr>
+        <w:t>Этап 2 (основной).</w:t>
+      </w:r>
     </w:p>
     <w:p>
       <w:pPr>
         <w:rPr>
-          <w:sz w:val="28"/>
-          <w:szCs w:val="28"/>
-        </w:rPr>
-      </w:pPr>
+          <w:rFonts w:ascii="Arial" w:hAnsi="Arial" w:cs="Arial"/>
+          <w:sz w:val="28"/>
+          <w:szCs w:val="28"/>
+        </w:rPr>
+      </w:pPr>
+      <w:r>
+        <w:rPr>
+          <w:rFonts w:ascii="Arial" w:hAnsi="Arial" w:cs="Arial"/>
+          <w:noProof/>
+          <w:sz w:val="28"/>
+          <w:szCs w:val="28"/>
+          <w14:ligatures w14:val="standardContextual"/>
+        </w:rPr>
+        <mc:AlternateContent>
+          <mc:Choice Requires="wpi">
+            <w:drawing>
+              <wp:anchor distT="0" distB="0" distL="114300" distR="114300" simplePos="0" relativeHeight="251660288" behindDoc="0" locked="0" layoutInCell="1" allowOverlap="1" wp14:anchorId="70A2FEE6" wp14:editId="3819C134">
+                <wp:simplePos x="0" y="0"/>
+                <wp:positionH relativeFrom="column">
+                  <wp:posOffset>-3120315</wp:posOffset>
+                </wp:positionH>
+                <wp:positionV relativeFrom="paragraph">
+                  <wp:posOffset>810035</wp:posOffset>
+                </wp:positionV>
+                <wp:extent cx="2160" cy="360"/>
+                <wp:effectExtent l="38100" t="38100" r="36195" b="38100"/>
+                <wp:wrapNone/>
+                <wp:docPr id="1264039948" name="Рукописный ввод 2"/>
+                <wp:cNvGraphicFramePr/>
+                <a:graphic xmlns:a="http://schemas.openxmlformats.org/drawingml/2006/main">
+                  <a:graphicData uri="http://schemas.microsoft.com/office/word/2010/wordprocessingInk">
+                    <w14:contentPart bwMode="auto" r:id="rId18">
+                      <w14:nvContentPartPr>
+                        <w14:cNvContentPartPr/>
+                      </w14:nvContentPartPr>
+                      <w14:xfrm>
+                        <a:off x="0" y="0"/>
+                        <a:ext cx="2160" cy="360"/>
+                      </w14:xfrm>
+                    </w14:contentPart>
+                  </a:graphicData>
+                </a:graphic>
+              </wp:anchor>
+            </w:drawing>
+          </mc:Choice>
+          <mc:Fallback>
+            <w:pict>
+              <v:shapetype w14:anchorId="45A82B8F" id="_x0000_t75" coordsize="21600,21600" o:spt="75" o:preferrelative="t" path="m@4@5l@4@11@9@11@9@5xe" filled="f" stroked="f">
+                <v:stroke joinstyle="miter"/>
+                <v:formulas>
+                  <v:f eqn="if lineDrawn pixelLineWidth 0"/>
+                  <v:f eqn="sum @0 1 0"/>
+                  <v:f eqn="sum 0 0 @1"/>
+                  <v:f eqn="prod @2 1 2"/>
+                  <v:f eqn="prod @3 21600 pixelWidth"/>
+                  <v:f eqn="prod @3 21600 pixelHeight"/>
+                  <v:f eqn="sum @0 0 1"/>
+                  <v:f eqn="prod @6 1 2"/>
+                  <v:f eqn="prod @7 21600 pixelWidth"/>
+                  <v:f eqn="sum @8 21600 0"/>
+                  <v:f eqn="prod @7 21600 pixelHeight"/>
+                  <v:f eqn="sum @10 21600 0"/>
+                </v:formulas>
+                <v:path o:extrusionok="f" gradientshapeok="t" o:connecttype="rect"/>
+                <o:lock v:ext="edit" aspectratio="t"/>
+              </v:shapetype>
+              <v:shape id="Рукописный ввод 2" o:spid="_x0000_s1026" type="#_x0000_t75" style="position:absolute;margin-left:-246.2pt;margin-top:63.3pt;width:1.15pt;height:1.05pt;z-index:251660288;visibility:visible;mso-wrap-style:square;mso-wrap-distance-left:9pt;mso-wrap-distance-top:0;mso-wrap-distance-right:9pt;mso-wrap-distance-bottom:0;mso-position-horizontal:absolute;mso-position-horizontal-relative:text;mso-position-vertical:absolute;mso-position-vertical-relative:text" o:gfxdata="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">
+                <v:imagedata r:id="rId19" o:title=""/>
+              </v:shape>
+            </w:pict>
+          </mc:Fallback>
+        </mc:AlternateContent>
+      </w:r>
+      <w:r>
+        <w:rPr>
+          <w:rFonts w:ascii="Arial" w:hAnsi="Arial" w:cs="Arial"/>
+          <w:sz w:val="28"/>
+          <w:szCs w:val="28"/>
+        </w:rPr>
+        <w:t>- созда</w:t>
+      </w:r>
+      <w:r>
+        <w:rPr>
+          <w:rFonts w:ascii="Arial" w:hAnsi="Arial" w:cs="Arial"/>
+          <w:sz w:val="28"/>
+          <w:szCs w:val="28"/>
+        </w:rPr>
+        <w:t>л</w:t>
+      </w:r>
+      <w:r>
+        <w:rPr>
+          <w:rFonts w:ascii="Arial" w:hAnsi="Arial" w:cs="Arial"/>
+          <w:sz w:val="28"/>
+          <w:szCs w:val="28"/>
+        </w:rPr>
+        <w:t xml:space="preserve"> в своем локальном репозитории новую ветку</w:t>
+      </w:r>
     </w:p>
     <w:p>
       <w:pPr>
         <w:rPr>
-          <w:sz w:val="28"/>
-          <w:szCs w:val="28"/>
-        </w:rPr>
-      </w:pPr>
+          <w:rFonts w:ascii="Arial" w:hAnsi="Arial" w:cs="Arial"/>
+          <w:sz w:val="28"/>
+          <w:szCs w:val="28"/>
+          <w:lang w:val="en-US"/>
+        </w:rPr>
+      </w:pPr>
+      <w:r>
+        <w:rPr>
+          <w:rFonts w:ascii="Arial" w:hAnsi="Arial" w:cs="Arial"/>
+          <w:noProof/>
+          <w:sz w:val="28"/>
+          <w:szCs w:val="28"/>
+          <w:lang w:val="en-US"/>
+        </w:rPr>
+        <w:drawing>
+          <wp:inline distT="0" distB="0" distL="0" distR="0" wp14:anchorId="4F15C746" wp14:editId="118AAB0A">
+            <wp:extent cx="2667372" cy="438211"/>
+            <wp:effectExtent l="0" t="0" r="0" b="0"/>
+            <wp:docPr id="1261948370" name="Рисунок 1"/>
+            <wp:cNvGraphicFramePr>
+              <a:graphicFrameLocks xmlns:a="http://schemas.openxmlformats.org/drawingml/2006/main" noChangeAspect="1"/>
+            </wp:cNvGraphicFramePr>
+            <a:graphic xmlns:a="http://schemas.openxmlformats.org/drawingml/2006/main">
+              <a:graphicData uri="http://schemas.openxmlformats.org/drawingml/2006/picture">
+                <pic:pic xmlns:pic="http://schemas.openxmlformats.org/drawingml/2006/picture">
+                  <pic:nvPicPr>
+                    <pic:cNvPr id="1261948370" name=""/>
+                    <pic:cNvPicPr/>
+                  </pic:nvPicPr>
+                  <pic:blipFill>
+                    <a:blip r:embed="rId20"/>
+                    <a:stretch>
+                      <a:fillRect/>
+                    </a:stretch>
+                  </pic:blipFill>
+                  <pic:spPr>
+                    <a:xfrm>
+                      <a:off x="0" y="0"/>
+                      <a:ext cx="2667372" cy="438211"/>
+                    </a:xfrm>
+                    <a:prstGeom prst="rect">
+                      <a:avLst/>
+                    </a:prstGeom>
+                  </pic:spPr>
+                </pic:pic>
+              </a:graphicData>
+            </a:graphic>
+          </wp:inline>
+        </w:drawing>
+      </w:r>
     </w:p>
     <w:p>
       <w:pPr>
         <w:rPr>
-          <w:sz w:val="28"/>
-          <w:szCs w:val="28"/>
-        </w:rPr>
-      </w:pPr>
+          <w:rFonts w:ascii="Arial" w:hAnsi="Arial" w:cs="Arial"/>
+          <w:sz w:val="28"/>
+          <w:szCs w:val="28"/>
+        </w:rPr>
+      </w:pPr>
+      <w:r>
+        <w:rPr>
+          <w:rFonts w:ascii="Arial" w:hAnsi="Arial" w:cs="Arial"/>
+          <w:sz w:val="28"/>
+          <w:szCs w:val="28"/>
+        </w:rPr>
+        <w:t>- выполни</w:t>
+      </w:r>
+      <w:r>
+        <w:rPr>
+          <w:rFonts w:ascii="Arial" w:hAnsi="Arial" w:cs="Arial"/>
+          <w:sz w:val="28"/>
+          <w:szCs w:val="28"/>
+        </w:rPr>
+        <w:t>л</w:t>
+      </w:r>
+      <w:r>
+        <w:rPr>
+          <w:rFonts w:ascii="Arial" w:hAnsi="Arial" w:cs="Arial"/>
+          <w:sz w:val="28"/>
+          <w:szCs w:val="28"/>
+        </w:rPr>
+        <w:t xml:space="preserve"> индивидуальное задание: </w:t>
+      </w:r>
     </w:p>
     <w:p>
       <w:pPr>
         <w:rPr>
-          <w:sz w:val="28"/>
-          <w:szCs w:val="28"/>
-        </w:rPr>
-      </w:pPr>
+          <w:rFonts w:ascii="Arial" w:hAnsi="Arial" w:cs="Arial"/>
+          <w:sz w:val="28"/>
+          <w:szCs w:val="28"/>
+        </w:rPr>
+      </w:pPr>
+      <w:r>
+        <w:rPr>
+          <w:rFonts w:ascii="Arial" w:hAnsi="Arial" w:cs="Arial"/>
+          <w:sz w:val="28"/>
+          <w:szCs w:val="28"/>
+        </w:rPr>
+        <w:sym w:font="Symbol" w:char="F0B7"/>
+      </w:r>
+      <w:r>
+        <w:rPr>
+          <w:rFonts w:ascii="Arial" w:hAnsi="Arial" w:cs="Arial"/>
+          <w:sz w:val="28"/>
+          <w:szCs w:val="28"/>
+        </w:rPr>
+        <w:t xml:space="preserve"> в коде проекта измени</w:t>
+      </w:r>
+      <w:r>
+        <w:rPr>
+          <w:rFonts w:ascii="Arial" w:hAnsi="Arial" w:cs="Arial"/>
+          <w:sz w:val="28"/>
+          <w:szCs w:val="28"/>
+        </w:rPr>
+        <w:t>л</w:t>
+      </w:r>
+      <w:r>
+        <w:rPr>
+          <w:rFonts w:ascii="Arial" w:hAnsi="Arial" w:cs="Arial"/>
+          <w:sz w:val="28"/>
+          <w:szCs w:val="28"/>
+        </w:rPr>
+        <w:t xml:space="preserve"> имена переменной</w:t>
+      </w:r>
+      <w:r>
+        <w:rPr>
+          <w:rFonts w:ascii="Arial" w:hAnsi="Arial" w:cs="Arial"/>
+          <w:sz w:val="28"/>
+          <w:szCs w:val="28"/>
+        </w:rPr>
+        <w:t xml:space="preserve"> </w:t>
+      </w:r>
+      <w:r>
+        <w:rPr>
+          <w:rFonts w:ascii="Arial" w:hAnsi="Arial" w:cs="Arial"/>
+          <w:sz w:val="28"/>
+          <w:szCs w:val="28"/>
+          <w:lang w:val="en-US"/>
+        </w:rPr>
+        <w:t>c</w:t>
+      </w:r>
+      <w:r>
+        <w:rPr>
+          <w:rFonts w:ascii="Arial" w:hAnsi="Arial" w:cs="Arial"/>
+          <w:sz w:val="28"/>
+          <w:szCs w:val="28"/>
+        </w:rPr>
+        <w:t xml:space="preserve"> </w:t>
+      </w:r>
+      <w:r>
+        <w:rPr>
+          <w:rFonts w:ascii="Arial" w:hAnsi="Arial" w:cs="Arial"/>
+          <w:sz w:val="28"/>
+          <w:szCs w:val="28"/>
+          <w:lang w:val="en-US"/>
+        </w:rPr>
+        <w:t>float</w:t>
+      </w:r>
+      <w:r>
+        <w:rPr>
+          <w:rFonts w:ascii="Arial" w:hAnsi="Arial" w:cs="Arial"/>
+          <w:sz w:val="28"/>
+          <w:szCs w:val="28"/>
+        </w:rPr>
+        <w:t xml:space="preserve"> </w:t>
+      </w:r>
+      <w:proofErr w:type="gramStart"/>
+      <w:r>
+        <w:rPr>
+          <w:rFonts w:ascii="Arial" w:hAnsi="Arial" w:cs="Arial"/>
+          <w:sz w:val="28"/>
+          <w:szCs w:val="28"/>
+          <w:lang w:val="en-US"/>
+        </w:rPr>
+        <w:t>x</w:t>
+      </w:r>
+      <w:r>
+        <w:rPr>
+          <w:rFonts w:ascii="Arial" w:hAnsi="Arial" w:cs="Arial"/>
+          <w:sz w:val="28"/>
+          <w:szCs w:val="28"/>
+        </w:rPr>
+        <w:t>,</w:t>
+      </w:r>
+      <w:r>
+        <w:rPr>
+          <w:rFonts w:ascii="Arial" w:hAnsi="Arial" w:cs="Arial"/>
+          <w:sz w:val="28"/>
+          <w:szCs w:val="28"/>
+          <w:lang w:val="en-US"/>
+        </w:rPr>
+        <w:t>y</w:t>
+      </w:r>
+      <w:proofErr w:type="gramEnd"/>
+      <w:r>
+        <w:rPr>
+          <w:rFonts w:ascii="Arial" w:hAnsi="Arial" w:cs="Arial"/>
+          <w:sz w:val="28"/>
+          <w:szCs w:val="28"/>
+        </w:rPr>
+        <w:t xml:space="preserve"> </w:t>
+      </w:r>
+      <w:r>
+        <w:rPr>
+          <w:rFonts w:ascii="Arial" w:hAnsi="Arial" w:cs="Arial"/>
+          <w:sz w:val="28"/>
+          <w:szCs w:val="28"/>
+        </w:rPr>
+        <w:t xml:space="preserve">на </w:t>
+      </w:r>
+      <w:r>
+        <w:rPr>
+          <w:rFonts w:ascii="Arial" w:hAnsi="Arial" w:cs="Arial"/>
+          <w:sz w:val="28"/>
+          <w:szCs w:val="28"/>
+          <w:lang w:val="en-US"/>
+        </w:rPr>
+        <w:t>float</w:t>
+      </w:r>
+      <w:r>
+        <w:rPr>
+          <w:rFonts w:ascii="Arial" w:hAnsi="Arial" w:cs="Arial"/>
+          <w:sz w:val="28"/>
+          <w:szCs w:val="28"/>
+        </w:rPr>
+        <w:t xml:space="preserve"> </w:t>
+      </w:r>
+      <w:proofErr w:type="gramStart"/>
+      <w:r>
+        <w:rPr>
+          <w:rFonts w:ascii="Arial" w:hAnsi="Arial" w:cs="Arial"/>
+          <w:sz w:val="28"/>
+          <w:szCs w:val="28"/>
+          <w:lang w:val="en-US"/>
+        </w:rPr>
+        <w:t>x</w:t>
+      </w:r>
+      <w:r>
+        <w:rPr>
+          <w:rFonts w:ascii="Arial" w:hAnsi="Arial" w:cs="Arial"/>
+          <w:sz w:val="28"/>
+          <w:szCs w:val="28"/>
+        </w:rPr>
+        <w:t>,</w:t>
+      </w:r>
+      <w:r>
+        <w:rPr>
+          <w:rFonts w:ascii="Arial" w:hAnsi="Arial" w:cs="Arial"/>
+          <w:sz w:val="28"/>
+          <w:szCs w:val="28"/>
+          <w:lang w:val="en-US"/>
+        </w:rPr>
+        <w:t>b</w:t>
+      </w:r>
+      <w:proofErr w:type="gramEnd"/>
     </w:p>
     <w:p>
       <w:pPr>
         <w:rPr>
-          <w:sz w:val="28"/>
-          <w:szCs w:val="28"/>
-        </w:rPr>
-      </w:pPr>
+          <w:rFonts w:ascii="Arial" w:hAnsi="Arial" w:cs="Arial"/>
+          <w:sz w:val="28"/>
+          <w:szCs w:val="28"/>
+        </w:rPr>
+      </w:pPr>
+      <w:r>
+        <w:rPr>
+          <w:rFonts w:ascii="Arial" w:hAnsi="Arial" w:cs="Arial"/>
+          <w:noProof/>
+          <w:sz w:val="28"/>
+          <w:szCs w:val="28"/>
+        </w:rPr>
+        <w:drawing>
+          <wp:anchor distT="0" distB="0" distL="114300" distR="114300" simplePos="0" relativeHeight="251662336" behindDoc="1" locked="0" layoutInCell="1" allowOverlap="1" wp14:anchorId="6FBDF5AC" wp14:editId="32E2CE0C">
+            <wp:simplePos x="0" y="0"/>
+            <wp:positionH relativeFrom="margin">
+              <wp:align>left</wp:align>
+            </wp:positionH>
+            <wp:positionV relativeFrom="page">
+              <wp:posOffset>6626418</wp:posOffset>
+            </wp:positionV>
+            <wp:extent cx="1409700" cy="542925"/>
+            <wp:effectExtent l="0" t="0" r="0" b="9525"/>
+            <wp:wrapTight wrapText="bothSides">
+              <wp:wrapPolygon edited="0">
+                <wp:start x="0" y="0"/>
+                <wp:lineTo x="0" y="21221"/>
+                <wp:lineTo x="21308" y="21221"/>
+                <wp:lineTo x="21308" y="0"/>
+                <wp:lineTo x="0" y="0"/>
+              </wp:wrapPolygon>
+            </wp:wrapTight>
+            <wp:docPr id="1320124931" name="Рисунок 1" descr="Изображение выглядит как текст, Шрифт, Графика, логотип&#10;&#10;Контент, сгенерированный ИИ, может содержать ошибки."/>
+            <wp:cNvGraphicFramePr>
+              <a:graphicFrameLocks xmlns:a="http://schemas.openxmlformats.org/drawingml/2006/main" noChangeAspect="1"/>
+            </wp:cNvGraphicFramePr>
+            <a:graphic xmlns:a="http://schemas.openxmlformats.org/drawingml/2006/main">
+              <a:graphicData uri="http://schemas.openxmlformats.org/drawingml/2006/picture">
+                <pic:pic xmlns:pic="http://schemas.openxmlformats.org/drawingml/2006/picture">
+                  <pic:nvPicPr>
+                    <pic:cNvPr id="1320124931" name="Рисунок 1" descr="Изображение выглядит как текст, Шрифт, Графика, логотип&#10;&#10;Контент, сгенерированный ИИ, может содержать ошибки."/>
+                    <pic:cNvPicPr/>
+                  </pic:nvPicPr>
+                  <pic:blipFill>
+                    <a:blip r:embed="rId21">
+                      <a:extLst>
+                        <a:ext uri="{28A0092B-C50C-407E-A947-70E740481C1C}">
+                          <a14:useLocalDpi xmlns:a14="http://schemas.microsoft.com/office/drawing/2010/main" val="0"/>
+                        </a:ext>
+                      </a:extLst>
+                    </a:blip>
+                    <a:stretch>
+                      <a:fillRect/>
+                    </a:stretch>
+                  </pic:blipFill>
+                  <pic:spPr>
+                    <a:xfrm>
+                      <a:off x="0" y="0"/>
+                      <a:ext cx="1409700" cy="542925"/>
+                    </a:xfrm>
+                    <a:prstGeom prst="rect">
+                      <a:avLst/>
+                    </a:prstGeom>
+                  </pic:spPr>
+                </pic:pic>
+              </a:graphicData>
+            </a:graphic>
+          </wp:anchor>
+        </w:drawing>
+      </w:r>
     </w:p>
     <w:p>
       <w:pPr>
         <w:rPr>
+          <w:rFonts w:ascii="Arial" w:hAnsi="Arial" w:cs="Arial"/>
           <w:sz w:val="28"/>
           <w:szCs w:val="28"/>
         </w:rPr>
@@ -2000,56 +2440,602 @@
     <w:p>
       <w:pPr>
         <w:rPr>
-          <w:sz w:val="28"/>
-          <w:szCs w:val="28"/>
-        </w:rPr>
-      </w:pPr>
+          <w:rFonts w:ascii="Arial" w:hAnsi="Arial" w:cs="Arial"/>
+          <w:sz w:val="28"/>
+          <w:szCs w:val="28"/>
+        </w:rPr>
+      </w:pPr>
+      <w:r>
+        <w:rPr>
+          <w:rFonts w:ascii="Arial" w:hAnsi="Arial" w:cs="Arial"/>
+          <w:sz w:val="28"/>
+          <w:szCs w:val="28"/>
+        </w:rPr>
+        <w:sym w:font="Symbol" w:char="F0B7"/>
+      </w:r>
+      <w:r>
+        <w:rPr>
+          <w:rFonts w:ascii="Arial" w:hAnsi="Arial" w:cs="Arial"/>
+          <w:sz w:val="28"/>
+          <w:szCs w:val="28"/>
+        </w:rPr>
+        <w:t xml:space="preserve"> зафиксир</w:t>
+      </w:r>
+      <w:r>
+        <w:rPr>
+          <w:rFonts w:ascii="Arial" w:hAnsi="Arial" w:cs="Arial"/>
+          <w:sz w:val="28"/>
+          <w:szCs w:val="28"/>
+        </w:rPr>
+        <w:t>овал</w:t>
+      </w:r>
+      <w:r>
+        <w:rPr>
+          <w:rFonts w:ascii="Arial" w:hAnsi="Arial" w:cs="Arial"/>
+          <w:sz w:val="28"/>
+          <w:szCs w:val="28"/>
+        </w:rPr>
+        <w:t xml:space="preserve"> изменения, выполнив соответствующие команды;</w:t>
+      </w:r>
     </w:p>
     <w:p>
       <w:pPr>
         <w:rPr>
-          <w:sz w:val="28"/>
-          <w:szCs w:val="28"/>
-        </w:rPr>
-      </w:pPr>
+          <w:rFonts w:ascii="Arial" w:hAnsi="Arial" w:cs="Arial"/>
+          <w:sz w:val="28"/>
+          <w:szCs w:val="28"/>
+        </w:rPr>
+      </w:pPr>
+      <w:r>
+        <w:rPr>
+          <w:rFonts w:ascii="Arial" w:hAnsi="Arial" w:cs="Arial"/>
+          <w:noProof/>
+          <w:sz w:val="28"/>
+          <w:szCs w:val="28"/>
+        </w:rPr>
+        <w:drawing>
+          <wp:inline distT="0" distB="0" distL="0" distR="0" wp14:anchorId="30F0CA1F" wp14:editId="2086CAED">
+            <wp:extent cx="3391373" cy="1038370"/>
+            <wp:effectExtent l="0" t="0" r="0" b="9525"/>
+            <wp:docPr id="886410156" name="Рисунок 1" descr="Изображение выглядит как текст, снимок экрана, Шрифт&#10;&#10;Контент, сгенерированный ИИ, может содержать ошибки."/>
+            <wp:cNvGraphicFramePr>
+              <a:graphicFrameLocks xmlns:a="http://schemas.openxmlformats.org/drawingml/2006/main" noChangeAspect="1"/>
+            </wp:cNvGraphicFramePr>
+            <a:graphic xmlns:a="http://schemas.openxmlformats.org/drawingml/2006/main">
+              <a:graphicData uri="http://schemas.openxmlformats.org/drawingml/2006/picture">
+                <pic:pic xmlns:pic="http://schemas.openxmlformats.org/drawingml/2006/picture">
+                  <pic:nvPicPr>
+                    <pic:cNvPr id="886410156" name="Рисунок 1" descr="Изображение выглядит как текст, снимок экрана, Шрифт&#10;&#10;Контент, сгенерированный ИИ, может содержать ошибки."/>
+                    <pic:cNvPicPr/>
+                  </pic:nvPicPr>
+                  <pic:blipFill>
+                    <a:blip r:embed="rId22"/>
+                    <a:stretch>
+                      <a:fillRect/>
+                    </a:stretch>
+                  </pic:blipFill>
+                  <pic:spPr>
+                    <a:xfrm>
+                      <a:off x="0" y="0"/>
+                      <a:ext cx="3391373" cy="1038370"/>
+                    </a:xfrm>
+                    <a:prstGeom prst="rect">
+                      <a:avLst/>
+                    </a:prstGeom>
+                  </pic:spPr>
+                </pic:pic>
+              </a:graphicData>
+            </a:graphic>
+          </wp:inline>
+        </w:drawing>
+      </w:r>
     </w:p>
     <w:p>
       <w:pPr>
         <w:rPr>
-          <w:sz w:val="28"/>
-          <w:szCs w:val="28"/>
-        </w:rPr>
-      </w:pPr>
+          <w:rFonts w:ascii="Arial" w:hAnsi="Arial" w:cs="Arial"/>
+          <w:sz w:val="28"/>
+          <w:szCs w:val="28"/>
+        </w:rPr>
+      </w:pPr>
+      <w:r>
+        <w:rPr>
+          <w:rFonts w:ascii="Arial" w:hAnsi="Arial" w:cs="Arial"/>
+          <w:sz w:val="28"/>
+          <w:szCs w:val="28"/>
+        </w:rPr>
+        <w:sym w:font="Symbol" w:char="F0B7"/>
+      </w:r>
+      <w:r>
+        <w:rPr>
+          <w:rFonts w:ascii="Arial" w:hAnsi="Arial" w:cs="Arial"/>
+          <w:sz w:val="28"/>
+          <w:szCs w:val="28"/>
+        </w:rPr>
+        <w:t xml:space="preserve"> созда</w:t>
+      </w:r>
+      <w:r>
+        <w:rPr>
+          <w:rFonts w:ascii="Arial" w:hAnsi="Arial" w:cs="Arial"/>
+          <w:sz w:val="28"/>
+          <w:szCs w:val="28"/>
+        </w:rPr>
+        <w:t>л</w:t>
+      </w:r>
+      <w:r>
+        <w:rPr>
+          <w:rFonts w:ascii="Arial" w:hAnsi="Arial" w:cs="Arial"/>
+          <w:sz w:val="28"/>
+          <w:szCs w:val="28"/>
+        </w:rPr>
+        <w:t xml:space="preserve"> в своей ветке файл 1.docx, в котором опи</w:t>
+      </w:r>
+      <w:r>
+        <w:rPr>
+          <w:rFonts w:ascii="Arial" w:hAnsi="Arial" w:cs="Arial"/>
+          <w:sz w:val="28"/>
+          <w:szCs w:val="28"/>
+        </w:rPr>
+        <w:t>сал</w:t>
+      </w:r>
+      <w:r>
+        <w:rPr>
+          <w:rFonts w:ascii="Arial" w:hAnsi="Arial" w:cs="Arial"/>
+          <w:sz w:val="28"/>
+          <w:szCs w:val="28"/>
+        </w:rPr>
+        <w:t xml:space="preserve"> </w:t>
+      </w:r>
+      <w:r>
+        <w:rPr>
+          <w:rFonts w:ascii="Arial" w:hAnsi="Arial" w:cs="Arial"/>
+          <w:sz w:val="28"/>
+          <w:szCs w:val="28"/>
+        </w:rPr>
+        <w:t>свои</w:t>
+      </w:r>
+      <w:r>
+        <w:rPr>
+          <w:rFonts w:ascii="Arial" w:hAnsi="Arial" w:cs="Arial"/>
+          <w:sz w:val="28"/>
+          <w:szCs w:val="28"/>
+        </w:rPr>
+        <w:t xml:space="preserve"> действия, добавив соответствующие скрины, в том числе скрины из консоли </w:t>
+      </w:r>
+      <w:proofErr w:type="spellStart"/>
+      <w:r>
+        <w:rPr>
+          <w:rFonts w:ascii="Arial" w:hAnsi="Arial" w:cs="Arial"/>
+          <w:sz w:val="28"/>
+          <w:szCs w:val="28"/>
+        </w:rPr>
+        <w:t>git</w:t>
+      </w:r>
+      <w:proofErr w:type="spellEnd"/>
+      <w:r>
+        <w:rPr>
+          <w:rFonts w:ascii="Arial" w:hAnsi="Arial" w:cs="Arial"/>
+          <w:sz w:val="28"/>
+          <w:szCs w:val="28"/>
+        </w:rPr>
+        <w:t>.</w:t>
+      </w:r>
     </w:p>
     <w:p>
       <w:pPr>
         <w:rPr>
-          <w:sz w:val="28"/>
-          <w:szCs w:val="28"/>
-        </w:rPr>
-      </w:pPr>
+          <w:rFonts w:ascii="Arial" w:hAnsi="Arial" w:cs="Arial"/>
+          <w:sz w:val="28"/>
+          <w:szCs w:val="28"/>
+          <w:lang w:val="en-US"/>
+        </w:rPr>
+      </w:pPr>
+      <w:r>
+        <w:rPr>
+          <w:rFonts w:ascii="Arial" w:hAnsi="Arial" w:cs="Arial"/>
+          <w:noProof/>
+          <w:sz w:val="28"/>
+          <w:szCs w:val="28"/>
+          <w:lang w:val="en-US"/>
+        </w:rPr>
+        <w:lastRenderedPageBreak/>
+        <w:drawing>
+          <wp:inline distT="0" distB="0" distL="0" distR="0" wp14:anchorId="0DEC3B52" wp14:editId="3AAC7E8C">
+            <wp:extent cx="3610479" cy="1819529"/>
+            <wp:effectExtent l="0" t="0" r="9525" b="9525"/>
+            <wp:docPr id="2013210861" name="Рисунок 1" descr="Изображение выглядит как текст, снимок экрана, Шрифт&#10;&#10;Контент, сгенерированный ИИ, может содержать ошибки."/>
+            <wp:cNvGraphicFramePr>
+              <a:graphicFrameLocks xmlns:a="http://schemas.openxmlformats.org/drawingml/2006/main" noChangeAspect="1"/>
+            </wp:cNvGraphicFramePr>
+            <a:graphic xmlns:a="http://schemas.openxmlformats.org/drawingml/2006/main">
+              <a:graphicData uri="http://schemas.openxmlformats.org/drawingml/2006/picture">
+                <pic:pic xmlns:pic="http://schemas.openxmlformats.org/drawingml/2006/picture">
+                  <pic:nvPicPr>
+                    <pic:cNvPr id="2013210861" name="Рисунок 1" descr="Изображение выглядит как текст, снимок экрана, Шрифт&#10;&#10;Контент, сгенерированный ИИ, может содержать ошибки."/>
+                    <pic:cNvPicPr/>
+                  </pic:nvPicPr>
+                  <pic:blipFill>
+                    <a:blip r:embed="rId23"/>
+                    <a:stretch>
+                      <a:fillRect/>
+                    </a:stretch>
+                  </pic:blipFill>
+                  <pic:spPr>
+                    <a:xfrm>
+                      <a:off x="0" y="0"/>
+                      <a:ext cx="3610479" cy="1819529"/>
+                    </a:xfrm>
+                    <a:prstGeom prst="rect">
+                      <a:avLst/>
+                    </a:prstGeom>
+                  </pic:spPr>
+                </pic:pic>
+              </a:graphicData>
+            </a:graphic>
+          </wp:inline>
+        </w:drawing>
+      </w:r>
     </w:p>
     <w:p>
       <w:pPr>
         <w:rPr>
-          <w:sz w:val="28"/>
-          <w:szCs w:val="28"/>
-        </w:rPr>
-      </w:pPr>
-      <w:r>
-        <w:rPr>
-          <w:sz w:val="28"/>
-          <w:szCs w:val="28"/>
-        </w:rPr>
-        <w:t>Вывод</w:t>
-      </w:r>
-      <w:proofErr w:type="gramStart"/>
-      <w:r>
-        <w:rPr>
-          <w:sz w:val="28"/>
-          <w:szCs w:val="28"/>
-        </w:rPr>
-        <w:t>:</w:t>
+          <w:rFonts w:ascii="Arial" w:hAnsi="Arial" w:cs="Arial"/>
+          <w:sz w:val="28"/>
+          <w:szCs w:val="28"/>
+        </w:rPr>
+      </w:pPr>
+      <w:r>
+        <w:rPr>
+          <w:rFonts w:ascii="Arial" w:hAnsi="Arial" w:cs="Arial"/>
+          <w:noProof/>
+          <w:sz w:val="28"/>
+          <w:szCs w:val="28"/>
+          <w:lang w:val="en-US"/>
+        </w:rPr>
+        <w:drawing>
+          <wp:anchor distT="0" distB="0" distL="114300" distR="114300" simplePos="0" relativeHeight="251664384" behindDoc="1" locked="0" layoutInCell="1" allowOverlap="1" wp14:anchorId="1AC67328" wp14:editId="5A29AA47">
+            <wp:simplePos x="0" y="0"/>
+            <wp:positionH relativeFrom="margin">
+              <wp:align>left</wp:align>
+            </wp:positionH>
+            <wp:positionV relativeFrom="page">
+              <wp:posOffset>3024256</wp:posOffset>
+            </wp:positionV>
+            <wp:extent cx="3333750" cy="1171575"/>
+            <wp:effectExtent l="0" t="0" r="0" b="9525"/>
+            <wp:wrapTight wrapText="bothSides">
+              <wp:wrapPolygon edited="0">
+                <wp:start x="0" y="0"/>
+                <wp:lineTo x="0" y="21424"/>
+                <wp:lineTo x="21477" y="21424"/>
+                <wp:lineTo x="21477" y="0"/>
+                <wp:lineTo x="0" y="0"/>
+              </wp:wrapPolygon>
+            </wp:wrapTight>
+            <wp:docPr id="2115796420" name="Рисунок 1" descr="Изображение выглядит как текст, снимок экрана, Шрифт&#10;&#10;Контент, сгенерированный ИИ, может содержать ошибки."/>
+            <wp:cNvGraphicFramePr>
+              <a:graphicFrameLocks xmlns:a="http://schemas.openxmlformats.org/drawingml/2006/main" noChangeAspect="1"/>
+            </wp:cNvGraphicFramePr>
+            <a:graphic xmlns:a="http://schemas.openxmlformats.org/drawingml/2006/main">
+              <a:graphicData uri="http://schemas.openxmlformats.org/drawingml/2006/picture">
+                <pic:pic xmlns:pic="http://schemas.openxmlformats.org/drawingml/2006/picture">
+                  <pic:nvPicPr>
+                    <pic:cNvPr id="2115796420" name="Рисунок 1" descr="Изображение выглядит как текст, снимок экрана, Шрифт&#10;&#10;Контент, сгенерированный ИИ, может содержать ошибки."/>
+                    <pic:cNvPicPr/>
+                  </pic:nvPicPr>
+                  <pic:blipFill>
+                    <a:blip r:embed="rId24">
+                      <a:extLst>
+                        <a:ext uri="{28A0092B-C50C-407E-A947-70E740481C1C}">
+                          <a14:useLocalDpi xmlns:a14="http://schemas.microsoft.com/office/drawing/2010/main" val="0"/>
+                        </a:ext>
+                      </a:extLst>
+                    </a:blip>
+                    <a:stretch>
+                      <a:fillRect/>
+                    </a:stretch>
+                  </pic:blipFill>
+                  <pic:spPr>
+                    <a:xfrm>
+                      <a:off x="0" y="0"/>
+                      <a:ext cx="3333750" cy="1171575"/>
+                    </a:xfrm>
+                    <a:prstGeom prst="rect">
+                      <a:avLst/>
+                    </a:prstGeom>
+                  </pic:spPr>
+                </pic:pic>
+              </a:graphicData>
+            </a:graphic>
+          </wp:anchor>
+        </w:drawing>
+      </w:r>
+      <w:r>
+        <w:rPr>
+          <w:rFonts w:ascii="Arial" w:hAnsi="Arial" w:cs="Arial"/>
+          <w:sz w:val="28"/>
+          <w:szCs w:val="28"/>
+        </w:rPr>
+        <w:sym w:font="Symbol" w:char="F0B7"/>
+      </w:r>
+      <w:r>
+        <w:rPr>
+          <w:rFonts w:ascii="Arial" w:hAnsi="Arial" w:cs="Arial"/>
+          <w:sz w:val="28"/>
+          <w:szCs w:val="28"/>
+        </w:rPr>
+        <w:t xml:space="preserve"> зафиксир</w:t>
+      </w:r>
+      <w:r>
+        <w:rPr>
+          <w:rFonts w:ascii="Arial" w:hAnsi="Arial" w:cs="Arial"/>
+          <w:sz w:val="28"/>
+          <w:szCs w:val="28"/>
+        </w:rPr>
+        <w:t>овал</w:t>
+      </w:r>
+      <w:r>
+        <w:rPr>
+          <w:rFonts w:ascii="Arial" w:hAnsi="Arial" w:cs="Arial"/>
+          <w:sz w:val="28"/>
+          <w:szCs w:val="28"/>
+        </w:rPr>
+        <w:t xml:space="preserve"> изменения, выполнив соответствующие команды</w:t>
+      </w:r>
+    </w:p>
+    <w:p>
+      <w:pPr>
+        <w:rPr>
+          <w:rFonts w:ascii="Arial" w:hAnsi="Arial" w:cs="Arial"/>
+          <w:sz w:val="28"/>
+          <w:szCs w:val="28"/>
+        </w:rPr>
+      </w:pPr>
+    </w:p>
+    <w:p/>
+    <w:p/>
+    <w:p>
+      <w:pPr>
+        <w:rPr>
+          <w:sz w:val="28"/>
+          <w:szCs w:val="28"/>
+        </w:rPr>
+      </w:pPr>
+    </w:p>
+    <w:p>
+      <w:pPr>
+        <w:rPr>
+          <w:sz w:val="28"/>
+          <w:szCs w:val="28"/>
+        </w:rPr>
+      </w:pPr>
+    </w:p>
+    <w:p>
+      <w:pPr>
+        <w:rPr>
+          <w:sz w:val="28"/>
+          <w:szCs w:val="28"/>
+        </w:rPr>
+      </w:pPr>
+      <w:r>
+        <w:rPr>
+          <w:sz w:val="28"/>
+          <w:szCs w:val="28"/>
+        </w:rPr>
+        <w:t>-отправ</w:t>
+      </w:r>
+      <w:r>
+        <w:rPr>
+          <w:sz w:val="28"/>
+          <w:szCs w:val="28"/>
+        </w:rPr>
+        <w:t>ил</w:t>
+      </w:r>
+      <w:r>
+        <w:rPr>
+          <w:sz w:val="28"/>
+          <w:szCs w:val="28"/>
+        </w:rPr>
+        <w:t xml:space="preserve"> зафиксированные изменения в удаленный репозиторий</w:t>
+      </w:r>
+    </w:p>
+    <w:p>
+      <w:pPr>
+        <w:rPr>
+          <w:sz w:val="28"/>
+          <w:szCs w:val="28"/>
+        </w:rPr>
+      </w:pPr>
+      <w:r>
+        <w:rPr>
+          <w:noProof/>
+          <w:sz w:val="28"/>
+          <w:szCs w:val="28"/>
+        </w:rPr>
+        <w:drawing>
+          <wp:inline distT="0" distB="0" distL="0" distR="0" wp14:anchorId="5107647E" wp14:editId="5BC3E38F">
+            <wp:extent cx="4620270" cy="1600423"/>
+            <wp:effectExtent l="0" t="0" r="8890" b="0"/>
+            <wp:docPr id="590949847" name="Рисунок 1" descr="Изображение выглядит как текст, снимок экрана, Шрифт&#10;&#10;Контент, сгенерированный ИИ, может содержать ошибки."/>
+            <wp:cNvGraphicFramePr>
+              <a:graphicFrameLocks xmlns:a="http://schemas.openxmlformats.org/drawingml/2006/main" noChangeAspect="1"/>
+            </wp:cNvGraphicFramePr>
+            <a:graphic xmlns:a="http://schemas.openxmlformats.org/drawingml/2006/main">
+              <a:graphicData uri="http://schemas.openxmlformats.org/drawingml/2006/picture">
+                <pic:pic xmlns:pic="http://schemas.openxmlformats.org/drawingml/2006/picture">
+                  <pic:nvPicPr>
+                    <pic:cNvPr id="590949847" name="Рисунок 1" descr="Изображение выглядит как текст, снимок экрана, Шрифт&#10;&#10;Контент, сгенерированный ИИ, может содержать ошибки."/>
+                    <pic:cNvPicPr/>
+                  </pic:nvPicPr>
+                  <pic:blipFill>
+                    <a:blip r:embed="rId25"/>
+                    <a:stretch>
+                      <a:fillRect/>
+                    </a:stretch>
+                  </pic:blipFill>
+                  <pic:spPr>
+                    <a:xfrm>
+                      <a:off x="0" y="0"/>
+                      <a:ext cx="4620270" cy="1600423"/>
+                    </a:xfrm>
+                    <a:prstGeom prst="rect">
+                      <a:avLst/>
+                    </a:prstGeom>
+                  </pic:spPr>
+                </pic:pic>
+              </a:graphicData>
+            </a:graphic>
+          </wp:inline>
+        </w:drawing>
+      </w:r>
+    </w:p>
+    <w:p>
+      <w:pPr>
+        <w:rPr>
+          <w:sz w:val="28"/>
+          <w:szCs w:val="28"/>
+        </w:rPr>
+      </w:pPr>
+      <w:r>
+        <w:rPr>
+          <w:sz w:val="28"/>
+          <w:szCs w:val="28"/>
+        </w:rPr>
+        <w:t>-</w:t>
+      </w:r>
+      <w:r>
+        <w:rPr>
+          <w:sz w:val="28"/>
+          <w:szCs w:val="28"/>
+        </w:rPr>
+        <w:t>выполни</w:t>
+      </w:r>
+      <w:r>
+        <w:rPr>
+          <w:sz w:val="28"/>
+          <w:szCs w:val="28"/>
+        </w:rPr>
+        <w:t xml:space="preserve">л </w:t>
+      </w:r>
+      <w:r>
+        <w:rPr>
+          <w:sz w:val="28"/>
+          <w:szCs w:val="28"/>
+        </w:rPr>
+        <w:t xml:space="preserve">слияние своей ветки с веткой </w:t>
+      </w:r>
+      <w:proofErr w:type="spellStart"/>
+      <w:r>
+        <w:rPr>
+          <w:sz w:val="28"/>
+          <w:szCs w:val="28"/>
+        </w:rPr>
+        <w:t>master</w:t>
+      </w:r>
+      <w:proofErr w:type="spellEnd"/>
+    </w:p>
+    <w:p>
+      <w:pPr>
+        <w:rPr>
+          <w:sz w:val="28"/>
+          <w:szCs w:val="28"/>
+          <w:lang w:val="en-US"/>
+        </w:rPr>
+      </w:pPr>
+    </w:p>
+    <w:p>
+      <w:pPr>
+        <w:rPr>
+          <w:sz w:val="28"/>
+          <w:szCs w:val="28"/>
+        </w:rPr>
+      </w:pPr>
+    </w:p>
+    <w:p>
+      <w:pPr>
+        <w:rPr>
+          <w:sz w:val="28"/>
+          <w:szCs w:val="28"/>
+        </w:rPr>
+      </w:pPr>
+    </w:p>
+    <w:p>
+      <w:pPr>
+        <w:rPr>
+          <w:sz w:val="28"/>
+          <w:szCs w:val="28"/>
+        </w:rPr>
+      </w:pPr>
+    </w:p>
+    <w:p>
+      <w:pPr>
+        <w:rPr>
+          <w:sz w:val="28"/>
+          <w:szCs w:val="28"/>
+        </w:rPr>
+      </w:pPr>
+    </w:p>
+    <w:p>
+      <w:pPr>
+        <w:rPr>
+          <w:sz w:val="28"/>
+          <w:szCs w:val="28"/>
+        </w:rPr>
+      </w:pPr>
+    </w:p>
+    <w:p>
+      <w:pPr>
+        <w:rPr>
+          <w:sz w:val="28"/>
+          <w:szCs w:val="28"/>
+        </w:rPr>
+      </w:pPr>
+    </w:p>
+    <w:p>
+      <w:pPr>
+        <w:rPr>
+          <w:sz w:val="28"/>
+          <w:szCs w:val="28"/>
+        </w:rPr>
+      </w:pPr>
+    </w:p>
+    <w:p>
+      <w:pPr>
+        <w:rPr>
+          <w:sz w:val="28"/>
+          <w:szCs w:val="28"/>
+        </w:rPr>
+      </w:pPr>
+    </w:p>
+    <w:p>
+      <w:pPr>
+        <w:rPr>
+          <w:sz w:val="28"/>
+          <w:szCs w:val="28"/>
+        </w:rPr>
+      </w:pPr>
+    </w:p>
+    <w:p>
+      <w:pPr>
+        <w:rPr>
+          <w:sz w:val="28"/>
+          <w:szCs w:val="28"/>
+        </w:rPr>
+      </w:pPr>
+    </w:p>
+    <w:p>
+      <w:pPr>
+        <w:rPr>
+          <w:sz w:val="28"/>
+          <w:szCs w:val="28"/>
+        </w:rPr>
+      </w:pPr>
+      <w:r>
+        <w:rPr>
+          <w:sz w:val="28"/>
+          <w:szCs w:val="28"/>
+        </w:rPr>
+        <w:t>Вывод:</w:t>
       </w:r>
       <w:r>
         <w:rPr>
@@ -2060,7 +3046,6 @@
         </w:rPr>
         <w:t xml:space="preserve"> </w:t>
       </w:r>
-      <w:proofErr w:type="gramEnd"/>
     </w:p>
     <w:sectPr>
       <w:pgSz w:w="11906" w:h="16838"/>
@@ -14811,6 +15796,33 @@
 </w:styles>
 </file>
 
+<file path=word/ink/ink1.xml><?xml version="1.0" encoding="utf-8"?>
+<inkml:ink xmlns:inkml="http://www.w3.org/2003/InkML">
+  <inkml:definitions>
+    <inkml:context xml:id="ctx0">
+      <inkml:inkSource xml:id="inkSrc0">
+        <inkml:traceFormat>
+          <inkml:channel name="X" type="integer" min="-2.14748E9" max="2.14748E9" units="cm"/>
+          <inkml:channel name="Y" type="integer" min="-2.14748E9" max="2.14748E9" units="cm"/>
+          <inkml:channel name="F" type="integer" max="32767" units="dev"/>
+        </inkml:traceFormat>
+        <inkml:channelProperties>
+          <inkml:channelProperty channel="X" name="resolution" value="1000" units="1/cm"/>
+          <inkml:channelProperty channel="Y" name="resolution" value="1000" units="1/cm"/>
+          <inkml:channelProperty channel="F" name="resolution" value="0" units="1/dev"/>
+        </inkml:channelProperties>
+      </inkml:inkSource>
+      <inkml:timestamp xml:id="ts0" timeString="2025-04-14T20:35:21.282"/>
+    </inkml:context>
+    <inkml:brush xml:id="br0">
+      <inkml:brushProperty name="width" value="0.035" units="cm"/>
+      <inkml:brushProperty name="height" value="0.035" units="cm"/>
+    </inkml:brush>
+  </inkml:definitions>
+  <inkml:trace contextRef="#ctx0" brushRef="#br0">6 0 24575,'-5'0'0</inkml:trace>
+</inkml:ink>
+</file>
+
 <file path=word/theme/theme1.xml><?xml version="1.0" encoding="utf-8"?>
 <a:theme xmlns:a="http://schemas.openxmlformats.org/drawingml/2006/main" name="Office Theme">
   <a:themeElements>

--- a/LB8.docx
+++ b/LB8.docx
@@ -2822,14 +2822,7 @@
           <w:sz w:val="28"/>
           <w:szCs w:val="28"/>
         </w:rPr>
-        <w:t>-</w:t>
-      </w:r>
-      <w:r>
-        <w:rPr>
-          <w:sz w:val="28"/>
-          <w:szCs w:val="28"/>
-        </w:rPr>
-        <w:t>отправ</w:t>
+        <w:t>-отправ</w:t>
       </w:r>
       <w:r>
         <w:rPr>
@@ -2855,6 +2848,7 @@
       </w:pPr>
       <w:r>
         <w:rPr>
+          <w:noProof/>
           <w:sz w:val="28"/>
           <w:szCs w:val="28"/>
         </w:rPr>
@@ -2900,9 +2894,59 @@
         <w:rPr>
           <w:sz w:val="28"/>
           <w:szCs w:val="28"/>
-          <w:lang w:val="en-US"/>
-        </w:rPr>
-      </w:pPr>
+        </w:rPr>
+      </w:pPr>
+      <w:r>
+        <w:rPr>
+          <w:sz w:val="28"/>
+          <w:szCs w:val="28"/>
+        </w:rPr>
+        <w:t>-</w:t>
+      </w:r>
+      <w:r>
+        <w:rPr>
+          <w:sz w:val="28"/>
+          <w:szCs w:val="28"/>
+        </w:rPr>
+        <w:t>в</w:t>
+      </w:r>
+      <w:r>
+        <w:rPr>
+          <w:sz w:val="28"/>
+          <w:szCs w:val="28"/>
+        </w:rPr>
+        <w:t>ыполн</w:t>
+      </w:r>
+      <w:r>
+        <w:rPr>
+          <w:sz w:val="28"/>
+          <w:szCs w:val="28"/>
+        </w:rPr>
+        <w:t>ил</w:t>
+      </w:r>
+      <w:r>
+        <w:rPr>
+          <w:sz w:val="28"/>
+          <w:szCs w:val="28"/>
+        </w:rPr>
+        <w:t xml:space="preserve"> слияние с веткой </w:t>
+      </w:r>
+      <w:proofErr w:type="spellStart"/>
+      <w:r>
+        <w:rPr>
+          <w:sz w:val="28"/>
+          <w:szCs w:val="28"/>
+        </w:rPr>
+        <w:t>master</w:t>
+      </w:r>
+      <w:proofErr w:type="spellEnd"/>
+      <w:r>
+        <w:rPr>
+          <w:sz w:val="28"/>
+          <w:szCs w:val="28"/>
+        </w:rPr>
+        <w:t>.</w:t>
+      </w:r>
     </w:p>
     <w:p>
       <w:pPr>
@@ -2911,6 +2955,47 @@
           <w:szCs w:val="28"/>
         </w:rPr>
       </w:pPr>
+      <w:r>
+        <w:rPr>
+          <w:sz w:val="28"/>
+          <w:szCs w:val="28"/>
+        </w:rPr>
+        <w:drawing>
+          <wp:inline distT="0" distB="0" distL="0" distR="0" wp14:anchorId="5ADA9D1B" wp14:editId="546755DA">
+            <wp:extent cx="2819794" cy="485843"/>
+            <wp:effectExtent l="0" t="0" r="0" b="9525"/>
+            <wp:docPr id="587786883" name="Рисунок 1" descr="Изображение выглядит как текст, Шрифт, снимок экрана, Графика&#10;&#10;Контент, сгенерированный ИИ, может содержать ошибки."/>
+            <wp:cNvGraphicFramePr>
+              <a:graphicFrameLocks xmlns:a="http://schemas.openxmlformats.org/drawingml/2006/main" noChangeAspect="1"/>
+            </wp:cNvGraphicFramePr>
+            <a:graphic xmlns:a="http://schemas.openxmlformats.org/drawingml/2006/main">
+              <a:graphicData uri="http://schemas.openxmlformats.org/drawingml/2006/picture">
+                <pic:pic xmlns:pic="http://schemas.openxmlformats.org/drawingml/2006/picture">
+                  <pic:nvPicPr>
+                    <pic:cNvPr id="587786883" name="Рисунок 1" descr="Изображение выглядит как текст, Шрифт, снимок экрана, Графика&#10;&#10;Контент, сгенерированный ИИ, может содержать ошибки."/>
+                    <pic:cNvPicPr/>
+                  </pic:nvPicPr>
+                  <pic:blipFill>
+                    <a:blip r:embed="rId26"/>
+                    <a:stretch>
+                      <a:fillRect/>
+                    </a:stretch>
+                  </pic:blipFill>
+                  <pic:spPr>
+                    <a:xfrm>
+                      <a:off x="0" y="0"/>
+                      <a:ext cx="2819794" cy="485843"/>
+                    </a:xfrm>
+                    <a:prstGeom prst="rect">
+                      <a:avLst/>
+                    </a:prstGeom>
+                  </pic:spPr>
+                </pic:pic>
+              </a:graphicData>
+            </a:graphic>
+          </wp:inline>
+        </w:drawing>
+      </w:r>
     </w:p>
     <w:p>
       <w:pPr>
